--- a/Week-3/Day-2/Snowflake-Labs.docx
+++ b/Week-3/Day-2/Snowflake-Labs.docx
@@ -132,7 +132,7 @@
           <w:lang w:val="en-IN"/>
         </w:rPr>
         <w:pict w14:anchorId="79813896">
-          <v:rect id="_x0000_i1109" style="width:0;height:1.5pt" o:hralign="center" o:hrstd="t" o:hr="t" fillcolor="#a0a0a0" stroked="f"/>
+          <v:rect id="_x0000_i1025" style="width:0;height:1.5pt" o:hralign="center" o:hrstd="t" o:hr="t" fillcolor="#a0a0a0" stroked="f"/>
         </w:pict>
       </w:r>
     </w:p>
@@ -394,35 +394,14 @@
         <w:rPr>
           <w:lang w:val="en-IN"/>
         </w:rPr>
-        <w:t xml:space="preserve">SELECT </w:t>
-      </w:r>
-      <w:proofErr w:type="gramStart"/>
-      <w:r>
-        <w:rPr>
-          <w:lang w:val="en-IN"/>
-        </w:rPr>
-        <w:t>COUNT(</w:t>
-      </w:r>
-      <w:proofErr w:type="gramEnd"/>
-      <w:r>
-        <w:rPr>
-          <w:lang w:val="en-IN"/>
-        </w:rPr>
-        <w:t xml:space="preserve">*) FROM </w:t>
+        <w:t xml:space="preserve">SELECT COUNT(*) FROM </w:t>
       </w:r>
       <w:proofErr w:type="spellStart"/>
       <w:r>
         <w:rPr>
           <w:lang w:val="en-IN"/>
         </w:rPr>
-        <w:t>sales_</w:t>
-      </w:r>
-      <w:proofErr w:type="gramStart"/>
-      <w:r>
-        <w:rPr>
-          <w:lang w:val="en-IN"/>
-        </w:rPr>
-        <w:t>data</w:t>
+        <w:t>sales_data</w:t>
       </w:r>
       <w:proofErr w:type="spellEnd"/>
       <w:r>
@@ -431,7 +410,6 @@
         </w:rPr>
         <w:t>;</w:t>
       </w:r>
-      <w:proofErr w:type="gramEnd"/>
     </w:p>
     <w:p>
       <w:pPr>
@@ -571,30 +549,8 @@
         <w:rPr>
           <w:lang w:val="en-IN"/>
         </w:rPr>
-        <w:t xml:space="preserve"> VALUES (999999, 500, CURRENT_</w:t>
-      </w:r>
-      <w:proofErr w:type="gramStart"/>
-      <w:r>
-        <w:rPr>
-          <w:lang w:val="en-IN"/>
-        </w:rPr>
-        <w:t>TIMESTAMP(</w:t>
-      </w:r>
-      <w:proofErr w:type="gramEnd"/>
-      <w:r>
-        <w:rPr>
-          <w:lang w:val="en-IN"/>
-        </w:rPr>
-        <w:t>)</w:t>
-      </w:r>
-      <w:proofErr w:type="gramStart"/>
-      <w:r>
-        <w:rPr>
-          <w:lang w:val="en-IN"/>
-        </w:rPr>
-        <w:t>);</w:t>
-      </w:r>
-      <w:proofErr w:type="gramEnd"/>
+        <w:t xml:space="preserve"> VALUES (999999, 500, CURRENT_TIMESTAMP());</w:t>
+      </w:r>
     </w:p>
     <w:p>
       <w:pPr>
@@ -620,7 +576,7 @@
           <w:lang w:val="en-IN"/>
         </w:rPr>
         <w:pict w14:anchorId="6D64D35E">
-          <v:rect id="_x0000_i1110" style="width:0;height:1.5pt" o:hralign="center" o:hrstd="t" o:hr="t" fillcolor="#a0a0a0" stroked="f"/>
+          <v:rect id="_x0000_i1026" style="width:0;height:1.5pt" o:hralign="center" o:hrstd="t" o:hr="t" fillcolor="#a0a0a0" stroked="f"/>
         </w:pict>
       </w:r>
     </w:p>
@@ -668,35 +624,14 @@
         <w:rPr>
           <w:lang w:val="en-IN"/>
         </w:rPr>
-        <w:t xml:space="preserve">SELECT </w:t>
-      </w:r>
-      <w:proofErr w:type="gramStart"/>
-      <w:r>
-        <w:rPr>
-          <w:lang w:val="en-IN"/>
-        </w:rPr>
-        <w:t>SUM(</w:t>
-      </w:r>
-      <w:proofErr w:type="gramEnd"/>
-      <w:r>
-        <w:rPr>
-          <w:lang w:val="en-IN"/>
-        </w:rPr>
-        <w:t xml:space="preserve">amount) FROM </w:t>
+        <w:t xml:space="preserve">SELECT SUM(amount) FROM </w:t>
       </w:r>
       <w:proofErr w:type="spellStart"/>
       <w:r>
         <w:rPr>
           <w:lang w:val="en-IN"/>
         </w:rPr>
-        <w:t>sales_</w:t>
-      </w:r>
-      <w:proofErr w:type="gramStart"/>
-      <w:r>
-        <w:rPr>
-          <w:lang w:val="en-IN"/>
-        </w:rPr>
-        <w:t>data</w:t>
+        <w:t>sales_data</w:t>
       </w:r>
       <w:proofErr w:type="spellEnd"/>
       <w:r>
@@ -705,7 +640,6 @@
         </w:rPr>
         <w:t>;</w:t>
       </w:r>
-      <w:proofErr w:type="gramEnd"/>
     </w:p>
     <w:p>
       <w:pPr>
@@ -817,16 +751,8 @@
         <w:rPr>
           <w:lang w:val="en-IN"/>
         </w:rPr>
-        <w:t xml:space="preserve"> </w:t>
-      </w:r>
-      <w:proofErr w:type="gramStart"/>
-      <w:r>
-        <w:rPr>
-          <w:lang w:val="en-IN"/>
-        </w:rPr>
-        <w:t>RESUME;</w:t>
-      </w:r>
-      <w:proofErr w:type="gramEnd"/>
+        <w:t xml:space="preserve"> RESUME;</w:t>
+      </w:r>
     </w:p>
     <w:p>
       <w:pPr>
@@ -861,6 +787,24 @@
         </w:rPr>
         <w:t xml:space="preserve">Cache is cleared → slower again </w:t>
       </w:r>
+      <w:r>
+        <w:rPr>
+          <w:lang w:val="en-IN"/>
+        </w:rPr>
+        <w:t>(</w:t>
+      </w:r>
+      <w:r>
+        <w:rPr>
+          <w:lang w:val="en-IN"/>
+        </w:rPr>
+        <w:t>Conditional</w:t>
+      </w:r>
+      <w:r>
+        <w:rPr>
+          <w:lang w:val="en-IN"/>
+        </w:rPr>
+        <w:t xml:space="preserve"> ***)</w:t>
+      </w:r>
     </w:p>
     <w:p>
       <w:pPr>
@@ -873,7 +817,7 @@
           <w:lang w:val="en-IN"/>
         </w:rPr>
         <w:pict w14:anchorId="500DA72C">
-          <v:rect id="_x0000_i1111" style="width:0;height:1.5pt" o:hralign="center" o:hrstd="t" o:hr="t" fillcolor="#a0a0a0" stroked="f"/>
+          <v:rect id="_x0000_i1027" style="width:0;height:1.5pt" o:hralign="center" o:hrstd="t" o:hr="t" fillcolor="#a0a0a0" stroked="f"/>
         </w:pict>
       </w:r>
     </w:p>
@@ -949,49 +893,7 @@
           <w:lang w:val="en-IN"/>
         </w:rPr>
         <w:br/>
-        <w:t xml:space="preserve">       </w:t>
-      </w:r>
-      <w:proofErr w:type="gramStart"/>
-      <w:r>
-        <w:rPr>
-          <w:lang w:val="en-IN"/>
-        </w:rPr>
-        <w:t>DATEADD(</w:t>
-      </w:r>
-      <w:proofErr w:type="gramEnd"/>
-      <w:r>
-        <w:rPr>
-          <w:lang w:val="en-IN"/>
-        </w:rPr>
-        <w:t xml:space="preserve">DAY, </w:t>
-      </w:r>
-      <w:proofErr w:type="gramStart"/>
-      <w:r>
-        <w:rPr>
-          <w:lang w:val="en-IN"/>
-        </w:rPr>
-        <w:t>UNIFORM(1,365,RANDOM</w:t>
-      </w:r>
-      <w:proofErr w:type="gramEnd"/>
-      <w:r>
-        <w:rPr>
-          <w:lang w:val="en-IN"/>
-        </w:rPr>
-        <w:t>()), CURRENT_</w:t>
-      </w:r>
-      <w:proofErr w:type="gramStart"/>
-      <w:r>
-        <w:rPr>
-          <w:lang w:val="en-IN"/>
-        </w:rPr>
-        <w:t>DATE(</w:t>
-      </w:r>
-      <w:proofErr w:type="gramEnd"/>
-      <w:r>
-        <w:rPr>
-          <w:lang w:val="en-IN"/>
-        </w:rPr>
-        <w:t xml:space="preserve">)) AS </w:t>
+        <w:t xml:space="preserve">       DATEADD(DAY, UNIFORM(1,365,RANDOM()), CURRENT_DATE()) AS </w:t>
       </w:r>
       <w:proofErr w:type="spellStart"/>
       <w:r>
@@ -1012,51 +914,15 @@
           <w:lang w:val="en-IN"/>
         </w:rPr>
         <w:br/>
-        <w:t xml:space="preserve">       UNIFORM(1,</w:t>
-      </w:r>
-      <w:proofErr w:type="gramStart"/>
-      <w:r>
-        <w:rPr>
-          <w:lang w:val="en-IN"/>
-        </w:rPr>
-        <w:t>1000,RANDOM</w:t>
-      </w:r>
-      <w:proofErr w:type="gramEnd"/>
-      <w:r>
-        <w:rPr>
-          <w:lang w:val="en-IN"/>
-        </w:rPr>
-        <w:t>()) AS amount</w:t>
+        <w:t xml:space="preserve">       UNIFORM(1,1000,RANDOM()) AS amount</w:t>
       </w:r>
       <w:r>
         <w:rPr>
           <w:lang w:val="en-IN"/>
         </w:rPr>
         <w:br/>
-        <w:t xml:space="preserve">FROM </w:t>
-      </w:r>
-      <w:proofErr w:type="gramStart"/>
-      <w:r>
-        <w:rPr>
-          <w:lang w:val="en-IN"/>
-        </w:rPr>
-        <w:t>TABLE(GENERATOR(</w:t>
-      </w:r>
-      <w:proofErr w:type="gramEnd"/>
-      <w:r>
-        <w:rPr>
-          <w:lang w:val="en-IN"/>
-        </w:rPr>
-        <w:t>ROWCOUNT =&gt; 500000)</w:t>
-      </w:r>
-      <w:proofErr w:type="gramStart"/>
-      <w:r>
-        <w:rPr>
-          <w:lang w:val="en-IN"/>
-        </w:rPr>
-        <w:t>);</w:t>
-      </w:r>
-      <w:proofErr w:type="gramEnd"/>
+        <w:t>FROM TABLE(GENERATOR(ROWCOUNT =&gt; 500000));</w:t>
+      </w:r>
     </w:p>
     <w:p>
       <w:pPr>
@@ -1106,16 +972,8 @@
         <w:rPr>
           <w:lang w:val="en-IN"/>
         </w:rPr>
-        <w:t xml:space="preserve"> = CURRENT_</w:t>
-      </w:r>
-      <w:proofErr w:type="gramStart"/>
-      <w:r>
-        <w:rPr>
-          <w:lang w:val="en-IN"/>
-        </w:rPr>
-        <w:t>DATE();</w:t>
-      </w:r>
-      <w:proofErr w:type="gramEnd"/>
+        <w:t xml:space="preserve"> = CURRENT_DATE();</w:t>
+      </w:r>
     </w:p>
     <w:p>
       <w:pPr>
@@ -1154,14 +1012,12 @@
         <w:t>order_date</w:t>
       </w:r>
       <w:proofErr w:type="spellEnd"/>
-      <w:proofErr w:type="gramStart"/>
       <w:r>
         <w:rPr>
           <w:lang w:val="en-IN"/>
         </w:rPr>
         <w:t>);</w:t>
       </w:r>
-      <w:proofErr w:type="gramEnd"/>
     </w:p>
     <w:p>
       <w:pPr>
@@ -1208,7 +1064,7 @@
           <w:lang w:val="en-IN"/>
         </w:rPr>
         <w:pict w14:anchorId="36D31DB9">
-          <v:rect id="_x0000_i1112" style="width:0;height:1.5pt" o:hralign="center" o:hrstd="t" o:hr="t" fillcolor="#a0a0a0" stroked="f"/>
+          <v:rect id="_x0000_i1028" style="width:0;height:1.5pt" o:hralign="center" o:hrstd="t" o:hr="t" fillcolor="#a0a0a0" stroked="f"/>
         </w:pict>
       </w:r>
     </w:p>
@@ -1270,21 +1126,7 @@
         <w:rPr>
           <w:lang w:val="en-IN"/>
         </w:rPr>
-        <w:t xml:space="preserve">, </w:t>
-      </w:r>
-      <w:proofErr w:type="gramStart"/>
-      <w:r>
-        <w:rPr>
-          <w:lang w:val="en-IN"/>
-        </w:rPr>
-        <w:t>SUM(</w:t>
-      </w:r>
-      <w:proofErr w:type="gramEnd"/>
-      <w:r>
-        <w:rPr>
-          <w:lang w:val="en-IN"/>
-        </w:rPr>
-        <w:t>amount)</w:t>
+        <w:t>, SUM(amount)</w:t>
       </w:r>
       <w:r>
         <w:rPr>
@@ -1305,14 +1147,7 @@
         <w:rPr>
           <w:lang w:val="en-IN"/>
         </w:rPr>
-        <w:t>order_</w:t>
-      </w:r>
-      <w:proofErr w:type="gramStart"/>
-      <w:r>
-        <w:rPr>
-          <w:lang w:val="en-IN"/>
-        </w:rPr>
-        <w:t>date</w:t>
+        <w:t>order_date</w:t>
       </w:r>
       <w:proofErr w:type="spellEnd"/>
       <w:r>
@@ -1321,7 +1156,6 @@
         </w:rPr>
         <w:t>;</w:t>
       </w:r>
-      <w:proofErr w:type="gramEnd"/>
     </w:p>
     <w:p>
       <w:pPr>
@@ -1419,7 +1253,7 @@
           <w:lang w:val="en-IN"/>
         </w:rPr>
         <w:pict w14:anchorId="5C281AC5">
-          <v:rect id="_x0000_i1113" style="width:0;height:1.5pt" o:hralign="center" o:hrstd="t" o:hr="t" fillcolor="#a0a0a0" stroked="f"/>
+          <v:rect id="_x0000_i1029" style="width:0;height:1.5pt" o:hralign="center" o:hrstd="t" o:hr="t" fillcolor="#a0a0a0" stroked="f"/>
         </w:pict>
       </w:r>
     </w:p>
@@ -1467,30 +1301,8 @@
         <w:rPr>
           <w:lang w:val="en-IN"/>
         </w:rPr>
-        <w:t xml:space="preserve">SELECT </w:t>
-      </w:r>
-      <w:proofErr w:type="gramStart"/>
-      <w:r>
-        <w:rPr>
-          <w:lang w:val="en-IN"/>
-        </w:rPr>
-        <w:t>COUNT(</w:t>
-      </w:r>
-      <w:proofErr w:type="gramEnd"/>
-      <w:r>
-        <w:rPr>
-          <w:lang w:val="en-IN"/>
-        </w:rPr>
-        <w:t xml:space="preserve">*) FROM orders o1, orders </w:t>
-      </w:r>
-      <w:proofErr w:type="gramStart"/>
-      <w:r>
-        <w:rPr>
-          <w:lang w:val="en-IN"/>
-        </w:rPr>
-        <w:t>o2;</w:t>
-      </w:r>
-      <w:proofErr w:type="gramEnd"/>
+        <w:t>SELECT COUNT(*) FROM orders o1, orders o2;</w:t>
+      </w:r>
     </w:p>
     <w:p>
       <w:pPr>
@@ -1533,16 +1345,8 @@
         <w:rPr>
           <w:lang w:val="en-IN"/>
         </w:rPr>
-        <w:t xml:space="preserve"> SET WAREHOUSE_SIZE = 'LARGE</w:t>
-      </w:r>
-      <w:proofErr w:type="gramStart"/>
-      <w:r>
-        <w:rPr>
-          <w:lang w:val="en-IN"/>
-        </w:rPr>
-        <w:t>';</w:t>
-      </w:r>
-      <w:proofErr w:type="gramEnd"/>
+        <w:t xml:space="preserve"> SET WAREHOUSE_SIZE = 'LARGE';</w:t>
+      </w:r>
     </w:p>
     <w:p>
       <w:pPr>
@@ -1589,7 +1393,7 @@
           <w:lang w:val="en-IN"/>
         </w:rPr>
         <w:pict w14:anchorId="0997EC3C">
-          <v:rect id="_x0000_i1114" style="width:0;height:1.5pt" o:hralign="center" o:hrstd="t" o:hr="t" fillcolor="#a0a0a0" stroked="f"/>
+          <v:rect id="_x0000_i1030" style="width:0;height:1.5pt" o:hralign="center" o:hrstd="t" o:hr="t" fillcolor="#a0a0a0" stroked="f"/>
         </w:pict>
       </w:r>
     </w:p>
@@ -1661,14 +1465,7 @@
         <w:rPr>
           <w:lang w:val="en-IN"/>
         </w:rPr>
-        <w:t>sales_</w:t>
-      </w:r>
-      <w:proofErr w:type="gramStart"/>
-      <w:r>
-        <w:rPr>
-          <w:lang w:val="en-IN"/>
-        </w:rPr>
-        <w:t>share</w:t>
+        <w:t>sales_share</w:t>
       </w:r>
       <w:proofErr w:type="spellEnd"/>
       <w:r>
@@ -1677,7 +1474,6 @@
         </w:rPr>
         <w:t>;</w:t>
       </w:r>
-      <w:proofErr w:type="gramEnd"/>
     </w:p>
     <w:p>
       <w:pPr>
@@ -1748,17 +1544,9 @@
         <w:rPr>
           <w:lang w:val="en-IN"/>
         </w:rPr>
-        <w:t>lab_</w:t>
-      </w:r>
-      <w:proofErr w:type="gramStart"/>
-      <w:r>
-        <w:rPr>
-          <w:lang w:val="en-IN"/>
-        </w:rPr>
-        <w:t>db.PUBLIC</w:t>
+        <w:t>lab_db.PUBLIC</w:t>
       </w:r>
       <w:proofErr w:type="spellEnd"/>
-      <w:proofErr w:type="gramEnd"/>
       <w:r>
         <w:rPr>
           <w:lang w:val="en-IN"/>
@@ -1805,14 +1593,7 @@
         <w:rPr>
           <w:lang w:val="en-IN"/>
         </w:rPr>
-        <w:t>sales_</w:t>
-      </w:r>
-      <w:proofErr w:type="gramStart"/>
-      <w:r>
-        <w:rPr>
-          <w:lang w:val="en-IN"/>
-        </w:rPr>
-        <w:t>share</w:t>
+        <w:t>sales_share</w:t>
       </w:r>
       <w:proofErr w:type="spellEnd"/>
       <w:r>
@@ -1821,7 +1602,6 @@
         </w:rPr>
         <w:t>;</w:t>
       </w:r>
-      <w:proofErr w:type="gramEnd"/>
     </w:p>
     <w:p>
       <w:pPr>
@@ -1874,14 +1654,12 @@
         <w:t>consumer_account_id</w:t>
       </w:r>
       <w:proofErr w:type="spellEnd"/>
-      <w:proofErr w:type="gramStart"/>
       <w:r>
         <w:rPr>
           <w:lang w:val="en-IN"/>
         </w:rPr>
         <w:t>&gt;;</w:t>
       </w:r>
-      <w:proofErr w:type="gramEnd"/>
     </w:p>
     <w:p>
       <w:pPr>
@@ -1894,7 +1672,7 @@
           <w:lang w:val="en-IN"/>
         </w:rPr>
         <w:pict w14:anchorId="244E6628">
-          <v:rect id="_x0000_i1115" style="width:0;height:1.5pt" o:hralign="center" o:hrstd="t" o:hr="t" fillcolor="#a0a0a0" stroked="f"/>
+          <v:rect id="_x0000_i1031" style="width:0;height:1.5pt" o:hralign="center" o:hrstd="t" o:hr="t" fillcolor="#a0a0a0" stroked="f"/>
         </w:pict>
       </w:r>
     </w:p>
@@ -1970,15 +1748,8 @@
           <w:lang w:val="en-IN"/>
         </w:rPr>
         <w:br/>
-      </w:r>
-      <w:proofErr w:type="gramStart"/>
-      <w:r>
-        <w:rPr>
-          <w:lang w:val="en-IN"/>
-        </w:rPr>
         <w:t>);</w:t>
       </w:r>
-      <w:proofErr w:type="gramEnd"/>
     </w:p>
     <w:p>
       <w:pPr>
@@ -2056,21 +1827,7 @@
           <w:lang w:val="en-IN"/>
         </w:rPr>
         <w:br/>
-        <w:t xml:space="preserve">    WHEN CURRENT_</w:t>
-      </w:r>
-      <w:proofErr w:type="gramStart"/>
-      <w:r>
-        <w:rPr>
-          <w:lang w:val="en-IN"/>
-        </w:rPr>
-        <w:t>ROLE(</w:t>
-      </w:r>
-      <w:proofErr w:type="gramEnd"/>
-      <w:r>
-        <w:rPr>
-          <w:lang w:val="en-IN"/>
-        </w:rPr>
-        <w:t xml:space="preserve">) = 'SYSADMIN' THEN </w:t>
+        <w:t xml:space="preserve">    WHEN CURRENT_ROLE() = 'SYSADMIN' THEN </w:t>
       </w:r>
       <w:proofErr w:type="spellStart"/>
       <w:r>
@@ -2092,16 +1849,8 @@
           <w:lang w:val="en-IN"/>
         </w:rPr>
         <w:br/>
-        <w:t xml:space="preserve">  </w:t>
-      </w:r>
-      <w:proofErr w:type="gramStart"/>
-      <w:r>
-        <w:rPr>
-          <w:lang w:val="en-IN"/>
-        </w:rPr>
-        <w:t>END;</w:t>
-      </w:r>
-      <w:proofErr w:type="gramEnd"/>
+        <w:t xml:space="preserve">  END;</w:t>
+      </w:r>
     </w:p>
     <w:p>
       <w:pPr>
@@ -2137,14 +1886,7 @@
         <w:rPr>
           <w:lang w:val="en-IN"/>
         </w:rPr>
-        <w:t>email_</w:t>
-      </w:r>
-      <w:proofErr w:type="gramStart"/>
-      <w:r>
-        <w:rPr>
-          <w:lang w:val="en-IN"/>
-        </w:rPr>
-        <w:t>mask</w:t>
+        <w:t>email_mask</w:t>
       </w:r>
       <w:proofErr w:type="spellEnd"/>
       <w:r>
@@ -2153,7 +1895,6 @@
         </w:rPr>
         <w:t>;</w:t>
       </w:r>
-      <w:proofErr w:type="gramEnd"/>
     </w:p>
     <w:p>
       <w:pPr>
@@ -2183,7 +1924,7 @@
           <w:lang w:val="en-IN"/>
         </w:rPr>
         <w:pict w14:anchorId="6EB1D463">
-          <v:rect id="_x0000_i1116" style="width:0;height:1.5pt" o:hralign="center" o:hrstd="t" o:hr="t" fillcolor="#a0a0a0" stroked="f"/>
+          <v:rect id="_x0000_i1032" style="width:0;height:1.5pt" o:hralign="center" o:hrstd="t" o:hr="t" fillcolor="#a0a0a0" stroked="f"/>
         </w:pict>
       </w:r>
     </w:p>
@@ -2273,15 +2014,8 @@
           <w:lang w:val="en-IN"/>
         </w:rPr>
         <w:br/>
-      </w:r>
-      <w:proofErr w:type="gramStart"/>
-      <w:r>
-        <w:rPr>
-          <w:lang w:val="en-IN"/>
-        </w:rPr>
         <w:t>);</w:t>
       </w:r>
-      <w:proofErr w:type="gramEnd"/>
     </w:p>
     <w:p>
       <w:pPr>
@@ -2338,30 +2072,8 @@
           <w:lang w:val="en-IN"/>
         </w:rPr>
         <w:br/>
-        <w:t xml:space="preserve">  CURRENT_</w:t>
-      </w:r>
-      <w:proofErr w:type="gramStart"/>
-      <w:r>
-        <w:rPr>
-          <w:lang w:val="en-IN"/>
-        </w:rPr>
-        <w:t>ROLE(</w:t>
-      </w:r>
-      <w:proofErr w:type="gramEnd"/>
-      <w:r>
-        <w:rPr>
-          <w:lang w:val="en-IN"/>
-        </w:rPr>
-        <w:t>) = 'HR' OR dept = 'SALES</w:t>
-      </w:r>
-      <w:proofErr w:type="gramStart"/>
-      <w:r>
-        <w:rPr>
-          <w:lang w:val="en-IN"/>
-        </w:rPr>
-        <w:t>';</w:t>
-      </w:r>
-      <w:proofErr w:type="gramEnd"/>
+        <w:t xml:space="preserve">  CURRENT_ROLE() = 'HR' OR dept = 'SALES';</w:t>
+      </w:r>
     </w:p>
     <w:p>
       <w:pPr>
@@ -2418,16 +2130,8 @@
         <w:rPr>
           <w:lang w:val="en-IN"/>
         </w:rPr>
-        <w:t xml:space="preserve"> ON (department</w:t>
-      </w:r>
-      <w:proofErr w:type="gramStart"/>
-      <w:r>
-        <w:rPr>
-          <w:lang w:val="en-IN"/>
-        </w:rPr>
-        <w:t>);</w:t>
-      </w:r>
-      <w:proofErr w:type="gramEnd"/>
+        <w:t xml:space="preserve"> ON (department);</w:t>
+      </w:r>
     </w:p>
     <w:p>
       <w:pPr>
@@ -2440,7 +2144,7 @@
           <w:lang w:val="en-IN"/>
         </w:rPr>
         <w:pict w14:anchorId="372DBB39">
-          <v:rect id="_x0000_i1117" style="width:0;height:1.5pt" o:hralign="center" o:hrstd="t" o:hr="t" fillcolor="#a0a0a0" stroked="f"/>
+          <v:rect id="_x0000_i1033" style="width:0;height:1.5pt" o:hralign="center" o:hrstd="t" o:hr="t" fillcolor="#a0a0a0" stroked="f"/>
         </w:pict>
       </w:r>
     </w:p>
@@ -2502,16 +2206,8 @@
         <w:rPr>
           <w:lang w:val="en-IN"/>
         </w:rPr>
-        <w:t xml:space="preserve"> SAMPLE (10</w:t>
-      </w:r>
-      <w:proofErr w:type="gramStart"/>
-      <w:r>
-        <w:rPr>
-          <w:lang w:val="en-IN"/>
-        </w:rPr>
-        <w:t>);</w:t>
-      </w:r>
-      <w:proofErr w:type="gramEnd"/>
+        <w:t xml:space="preserve"> SAMPLE (10);</w:t>
+      </w:r>
     </w:p>
     <w:p>
       <w:pPr>
@@ -2554,16 +2250,8 @@
         <w:rPr>
           <w:lang w:val="en-IN"/>
         </w:rPr>
-        <w:t xml:space="preserve"> SAMPLE BERNOULLI (5</w:t>
-      </w:r>
-      <w:proofErr w:type="gramStart"/>
-      <w:r>
-        <w:rPr>
-          <w:lang w:val="en-IN"/>
-        </w:rPr>
-        <w:t>);</w:t>
-      </w:r>
-      <w:proofErr w:type="gramEnd"/>
+        <w:t xml:space="preserve"> SAMPLE BERNOULLI (5);</w:t>
+      </w:r>
     </w:p>
     <w:p>
       <w:pPr>
@@ -2576,7 +2264,7 @@
           <w:lang w:val="en-IN"/>
         </w:rPr>
         <w:pict w14:anchorId="70744ADA">
-          <v:rect id="_x0000_i1118" style="width:0;height:1.5pt" o:hralign="center" o:hrstd="t" o:hr="t" fillcolor="#a0a0a0" stroked="f"/>
+          <v:rect id="_x0000_i1034" style="width:0;height:1.5pt" o:hralign="center" o:hrstd="t" o:hr="t" fillcolor="#a0a0a0" stroked="f"/>
         </w:pict>
       </w:r>
     </w:p>
@@ -2645,16 +2333,8 @@
           <w:lang w:val="en-IN"/>
         </w:rPr>
         <w:br/>
-        <w:t xml:space="preserve">SET AUTO_SUSPEND = 60 AUTO_RESUME = </w:t>
-      </w:r>
-      <w:proofErr w:type="gramStart"/>
-      <w:r>
-        <w:rPr>
-          <w:lang w:val="en-IN"/>
-        </w:rPr>
-        <w:t>TRUE;</w:t>
-      </w:r>
-      <w:proofErr w:type="gramEnd"/>
+        <w:t>SET AUTO_SUSPEND = 60 AUTO_RESUME = TRUE;</w:t>
+      </w:r>
     </w:p>
     <w:p>
       <w:pPr>
@@ -2683,16 +2363,8 @@
         <w:rPr>
           <w:lang w:val="en-IN"/>
         </w:rPr>
-        <w:t>SELECT * FROM SNOWFLAKE.ACCOUNT_USAGE.WAREHOUSE_METERING_</w:t>
-      </w:r>
-      <w:proofErr w:type="gramStart"/>
-      <w:r>
-        <w:rPr>
-          <w:lang w:val="en-IN"/>
-        </w:rPr>
-        <w:t>HISTORY;</w:t>
-      </w:r>
-      <w:proofErr w:type="gramEnd"/>
+        <w:t>SELECT * FROM SNOWFLAKE.ACCOUNT_USAGE.WAREHOUSE_METERING_HISTORY;</w:t>
+      </w:r>
     </w:p>
     <w:p>
       <w:pPr>
@@ -2705,7 +2377,7 @@
           <w:lang w:val="en-IN"/>
         </w:rPr>
         <w:pict w14:anchorId="38688289">
-          <v:rect id="_x0000_i1119" style="width:0;height:1.5pt" o:hralign="center" o:hrstd="t" o:hr="t" fillcolor="#a0a0a0" stroked="f"/>
+          <v:rect id="_x0000_i1035" style="width:0;height:1.5pt" o:hralign="center" o:hrstd="t" o:hr="t" fillcolor="#a0a0a0" stroked="f"/>
         </w:pict>
       </w:r>
     </w:p>
@@ -2774,14 +2446,7 @@
         <w:rPr>
           <w:lang w:val="en-IN"/>
         </w:rPr>
-        <w:t>sales_</w:t>
-      </w:r>
-      <w:proofErr w:type="gramStart"/>
-      <w:r>
-        <w:rPr>
-          <w:lang w:val="en-IN"/>
-        </w:rPr>
-        <w:t>data</w:t>
+        <w:t>sales_data</w:t>
       </w:r>
       <w:proofErr w:type="spellEnd"/>
       <w:r>
@@ -2790,7 +2455,6 @@
         </w:rPr>
         <w:t>;</w:t>
       </w:r>
-      <w:proofErr w:type="gramEnd"/>
     </w:p>
     <w:p>
       <w:pPr>
@@ -2885,14 +2549,7 @@
         <w:rPr>
           <w:lang w:val="en-IN"/>
         </w:rPr>
-        <w:t>sales_</w:t>
-      </w:r>
-      <w:proofErr w:type="gramStart"/>
-      <w:r>
-        <w:rPr>
-          <w:lang w:val="en-IN"/>
-        </w:rPr>
-        <w:t>stream</w:t>
+        <w:t>sales_stream</w:t>
       </w:r>
       <w:proofErr w:type="spellEnd"/>
       <w:r>
@@ -2901,7 +2558,6 @@
         </w:rPr>
         <w:t>;</w:t>
       </w:r>
-      <w:proofErr w:type="gramEnd"/>
     </w:p>
     <w:p>
       <w:pPr>
@@ -2944,16 +2600,8 @@
         <w:rPr>
           <w:lang w:val="en-IN"/>
         </w:rPr>
-        <w:t xml:space="preserve"> </w:t>
-      </w:r>
-      <w:proofErr w:type="gramStart"/>
-      <w:r>
-        <w:rPr>
-          <w:lang w:val="en-IN"/>
-        </w:rPr>
-        <w:t>RESUME;</w:t>
-      </w:r>
-      <w:proofErr w:type="gramEnd"/>
+        <w:t xml:space="preserve"> RESUME;</w:t>
+      </w:r>
     </w:p>
     <w:p>
       <w:pPr>
@@ -2966,7 +2614,7 @@
           <w:lang w:val="en-IN"/>
         </w:rPr>
         <w:pict w14:anchorId="1C6486A2">
-          <v:rect id="_x0000_i1120" style="width:0;height:1.5pt" o:hralign="center" o:hrstd="t" o:hr="t" fillcolor="#a0a0a0" stroked="f"/>
+          <v:rect id="_x0000_i1036" style="width:0;height:1.5pt" o:hralign="center" o:hrstd="t" o:hr="t" fillcolor="#a0a0a0" stroked="f"/>
         </w:pict>
       </w:r>
     </w:p>
@@ -3035,14 +2683,7 @@
         <w:rPr>
           <w:lang w:val="en-IN"/>
         </w:rPr>
-        <w:t>sales_</w:t>
-      </w:r>
-      <w:proofErr w:type="gramStart"/>
-      <w:r>
-        <w:rPr>
-          <w:lang w:val="en-IN"/>
-        </w:rPr>
-        <w:t>data</w:t>
+        <w:t>sales_data</w:t>
       </w:r>
       <w:proofErr w:type="spellEnd"/>
       <w:r>
@@ -3051,7 +2692,6 @@
         </w:rPr>
         <w:t>;</w:t>
       </w:r>
-      <w:proofErr w:type="gramEnd"/>
     </w:p>
     <w:p>
       <w:pPr>
@@ -3115,16 +2755,8 @@
         <w:rPr>
           <w:lang w:val="en-IN"/>
         </w:rPr>
-        <w:t xml:space="preserve"> WHERE amount &gt; </w:t>
-      </w:r>
-      <w:proofErr w:type="gramStart"/>
-      <w:r>
-        <w:rPr>
-          <w:lang w:val="en-IN"/>
-        </w:rPr>
-        <w:t>100;</w:t>
-      </w:r>
-      <w:proofErr w:type="gramEnd"/>
+        <w:t xml:space="preserve"> WHERE amount &gt; 100;</w:t>
+      </w:r>
     </w:p>
     <w:p>
       <w:pPr>
@@ -3174,21 +2806,7 @@
           <w:lang w:val="en-IN"/>
         </w:rPr>
         <w:br/>
-        <w:t xml:space="preserve">SELECT </w:t>
-      </w:r>
-      <w:proofErr w:type="gramStart"/>
-      <w:r>
-        <w:rPr>
-          <w:lang w:val="en-IN"/>
-        </w:rPr>
-        <w:t>COUNT(</w:t>
-      </w:r>
-      <w:proofErr w:type="gramEnd"/>
-      <w:r>
-        <w:rPr>
-          <w:lang w:val="en-IN"/>
-        </w:rPr>
-        <w:t xml:space="preserve">*) AS </w:t>
+        <w:t xml:space="preserve">SELECT COUNT(*) AS </w:t>
       </w:r>
       <w:proofErr w:type="spellStart"/>
       <w:r>
@@ -3202,21 +2820,7 @@
         <w:rPr>
           <w:lang w:val="en-IN"/>
         </w:rPr>
-        <w:t xml:space="preserve">, </w:t>
-      </w:r>
-      <w:proofErr w:type="gramStart"/>
-      <w:r>
-        <w:rPr>
-          <w:lang w:val="en-IN"/>
-        </w:rPr>
-        <w:t>SUM(</w:t>
-      </w:r>
-      <w:proofErr w:type="gramEnd"/>
-      <w:r>
-        <w:rPr>
-          <w:lang w:val="en-IN"/>
-        </w:rPr>
-        <w:t>amount) AS revenue</w:t>
+        <w:t>, SUM(amount) AS revenue</w:t>
       </w:r>
       <w:r>
         <w:rPr>
@@ -3230,14 +2834,7 @@
         <w:rPr>
           <w:lang w:val="en-IN"/>
         </w:rPr>
-        <w:t>silver_</w:t>
-      </w:r>
-      <w:proofErr w:type="gramStart"/>
-      <w:r>
-        <w:rPr>
-          <w:lang w:val="en-IN"/>
-        </w:rPr>
-        <w:t>sales</w:t>
+        <w:t>silver_sales</w:t>
       </w:r>
       <w:proofErr w:type="spellEnd"/>
       <w:r>
@@ -3246,7 +2843,6 @@
         </w:rPr>
         <w:t>;</w:t>
       </w:r>
-      <w:proofErr w:type="gramEnd"/>
     </w:p>
     <w:p/>
     <w:sectPr>
@@ -5233,6 +4829,7 @@
   <w:style w:type="character" w:default="1" w:styleId="DefaultParagraphFont">
     <w:name w:val="Default Paragraph Font"/>
     <w:uiPriority w:val="1"/>
+    <w:semiHidden/>
     <w:unhideWhenUsed/>
   </w:style>
   <w:style w:type="table" w:default="1" w:styleId="TableNormal">
